--- a/resources/a-level-business-evaluation-which-sentence-earns-which-mark/A-Level-Business-Evaluation-Which-Sentence-Earns-Which-Mark-Community-Edition-EDITABLE.docx
+++ b/resources/a-level-business-evaluation-which-sentence-earns-which-mark/A-Level-Business-Evaluation-Which-Sentence-Earns-Which-Mark-Community-Edition-EDITABLE.docx
@@ -34,13 +34,9 @@
       </w:r>
     </w:p>
     <w:p>
-      <w:r>
-        <w:br w:type="page"/>
-      </w:r>
-    </w:p>
-    <w:p>
       <w:pPr>
         <w:pStyle w:val="Heading1"/>
+        <w:keepNext/>
       </w:pPr>
       <w:r>
         <w:rPr>
@@ -52,6 +48,7 @@
     <w:p>
       <w:pPr>
         <w:pStyle w:val="Heading2"/>
+        <w:keepNext/>
       </w:pPr>
       <w:r>
         <w:rPr>
@@ -73,6 +70,7 @@
     <w:p>
       <w:pPr>
         <w:pStyle w:val="Heading2"/>
+        <w:keepNext/>
       </w:pPr>
       <w:r>
         <w:rPr>
@@ -94,6 +92,7 @@
     <w:p>
       <w:pPr>
         <w:pStyle w:val="Heading2"/>
+        <w:keepNext/>
       </w:pPr>
       <w:r>
         <w:rPr>
@@ -115,6 +114,7 @@
     <w:p>
       <w:pPr>
         <w:pStyle w:val="Heading2"/>
+        <w:keepNext/>
       </w:pPr>
       <w:r>
         <w:rPr>
@@ -136,6 +136,7 @@
     <w:p>
       <w:pPr>
         <w:pStyle w:val="Heading2"/>
+        <w:keepNext/>
       </w:pPr>
       <w:r>
         <w:rPr>
@@ -157,6 +158,7 @@
     <w:p>
       <w:pPr>
         <w:pStyle w:val="Heading2"/>
+        <w:keepNext/>
       </w:pPr>
       <w:r>
         <w:rPr>
@@ -176,13 +178,9 @@
       </w:r>
     </w:p>
     <w:p>
-      <w:r>
-        <w:br w:type="page"/>
-      </w:r>
-    </w:p>
-    <w:p>
       <w:pPr>
         <w:pStyle w:val="Heading1"/>
+        <w:keepNext/>
       </w:pPr>
       <w:r>
         <w:rPr>
@@ -388,6 +386,7 @@
     <w:p>
       <w:pPr>
         <w:pStyle w:val="Heading2"/>
+        <w:keepNext/>
       </w:pPr>
       <w:r>
         <w:rPr>
@@ -706,6 +705,7 @@
     <w:p>
       <w:pPr>
         <w:pStyle w:val="Heading2"/>
+        <w:keepNext/>
       </w:pPr>
       <w:r>
         <w:rPr>
@@ -1129,6 +1129,7 @@
     <w:p>
       <w:pPr>
         <w:pStyle w:val="Heading2"/>
+        <w:keepNext/>
       </w:pPr>
       <w:r>
         <w:rPr>
@@ -1418,13 +1419,9 @@
       </w:tr>
     </w:tbl>
     <w:p>
-      <w:r>
-        <w:br w:type="page"/>
-      </w:r>
-    </w:p>
-    <w:p>
       <w:pPr>
         <w:pStyle w:val="Heading1"/>
+        <w:keepNext/>
       </w:pPr>
       <w:r>
         <w:rPr>
@@ -1725,6 +1722,7 @@
     <w:p>
       <w:pPr>
         <w:pStyle w:val="Heading2"/>
+        <w:keepNext/>
       </w:pPr>
       <w:r>
         <w:rPr>
@@ -1929,6 +1927,7 @@
     <w:p>
       <w:pPr>
         <w:pStyle w:val="Heading2"/>
+        <w:keepNext/>
       </w:pPr>
       <w:r>
         <w:rPr>
@@ -2203,6 +2202,7 @@
     <w:p>
       <w:pPr>
         <w:pStyle w:val="Heading2"/>
+        <w:keepNext/>
       </w:pPr>
       <w:r>
         <w:rPr>
@@ -2234,6 +2234,7 @@
     <w:p>
       <w:pPr>
         <w:pStyle w:val="Heading2"/>
+        <w:keepNext/>
       </w:pPr>
       <w:r>
         <w:rPr>
@@ -2263,13 +2264,9 @@
       </w:r>
     </w:p>
     <w:p>
-      <w:r>
-        <w:br w:type="page"/>
-      </w:r>
-    </w:p>
-    <w:p>
       <w:pPr>
         <w:pStyle w:val="Heading2"/>
+        <w:keepNext/>
       </w:pPr>
       <w:r>
         <w:rPr>
@@ -3409,13 +3406,9 @@
       </w:r>
     </w:p>
     <w:p>
-      <w:r>
-        <w:br w:type="page"/>
-      </w:r>
-    </w:p>
-    <w:p>
       <w:pPr>
         <w:pStyle w:val="Heading2"/>
+        <w:keepNext/>
       </w:pPr>
       <w:r>
         <w:rPr>
@@ -4325,6 +4318,7 @@
     <w:p>
       <w:pPr>
         <w:pStyle w:val="Heading2"/>
+        <w:keepNext/>
       </w:pPr>
       <w:r>
         <w:rPr>
@@ -4826,13 +4820,9 @@
       </w:r>
     </w:p>
     <w:p>
-      <w:r>
-        <w:br w:type="page"/>
-      </w:r>
-    </w:p>
-    <w:p>
       <w:pPr>
         <w:pStyle w:val="Heading2"/>
+        <w:keepNext/>
       </w:pPr>
       <w:r>
         <w:rPr>
@@ -5326,6 +5316,7 @@
     <w:p>
       <w:pPr>
         <w:pStyle w:val="Heading2"/>
+        <w:keepNext/>
       </w:pPr>
       <w:r>
         <w:rPr>
@@ -5712,13 +5703,9 @@
       </w:r>
     </w:p>
     <w:p>
-      <w:r>
-        <w:br w:type="page"/>
-      </w:r>
-    </w:p>
-    <w:p>
       <w:pPr>
         <w:pStyle w:val="Heading1"/>
+        <w:keepNext/>
       </w:pPr>
       <w:r>
         <w:rPr>
@@ -5730,6 +5717,7 @@
     <w:p>
       <w:pPr>
         <w:pStyle w:val="Heading2"/>
+        <w:keepNext/>
       </w:pPr>
       <w:r>
         <w:rPr>
@@ -5771,6 +5759,7 @@
     <w:p>
       <w:pPr>
         <w:pStyle w:val="Heading2"/>
+        <w:keepNext/>
       </w:pPr>
       <w:r>
         <w:rPr>
@@ -5974,6 +5963,7 @@
     <w:p>
       <w:pPr>
         <w:pStyle w:val="Heading2"/>
+        <w:keepNext/>
       </w:pPr>
       <w:r>
         <w:rPr>
@@ -5999,7 +5989,7 @@
           <w:i w:val="0"/>
           <w:sz w:val="21"/>
         </w:rPr>
-        <w:t>10 min. The four objectives, page 5. One sentence each, then leave the table on the board for the whole unit.</w:t>
+        <w:t>10 min. The four objectives. One sentence each, then leave the table on the board for the whole unit.</w:t>
       </w:r>
     </w:p>
     <w:p>
@@ -6009,7 +5999,7 @@
           <w:i w:val="0"/>
           <w:sz w:val="21"/>
         </w:rPr>
-        <w:t>10 min. Read the mid band answer on page 17 without the annotation. Ask the class to mark it out of 25. Collect three numbers and write them up.</w:t>
+        <w:t>10 min. Read the mid band answer without the annotation. Ask the class to mark it out of 25. Collect three numbers and write them up.</w:t>
       </w:r>
     </w:p>
     <w:p>
@@ -6029,7 +6019,7 @@
           <w:i w:val="0"/>
           <w:sz w:val="21"/>
         </w:rPr>
-        <w:t>15 min. Students tag the mid band answer themselves using the key on page 8, then total by objective.</w:t>
+        <w:t>15 min. Students tag the mid band answer themselves using the key, then total by objective.</w:t>
       </w:r>
     </w:p>
     <w:p>
@@ -6045,6 +6035,7 @@
     <w:p>
       <w:pPr>
         <w:pStyle w:val="Heading2"/>
+        <w:keepNext/>
       </w:pPr>
       <w:r>
         <w:rPr>
@@ -6060,7 +6051,7 @@
           <w:i w:val="0"/>
           <w:sz w:val="21"/>
         </w:rPr>
-        <w:t>The four objectives, page 5.</w:t>
+        <w:t>The four objectives.</w:t>
       </w:r>
     </w:p>
     <w:p>
@@ -6070,7 +6061,7 @@
           <w:i w:val="0"/>
           <w:sz w:val="21"/>
         </w:rPr>
-        <w:t>Tag key, page 8.</w:t>
+        <w:t>Tag key.</w:t>
       </w:r>
     </w:p>
     <w:p>
@@ -6080,12 +6071,13 @@
           <w:i w:val="0"/>
           <w:sz w:val="21"/>
         </w:rPr>
-        <w:t>Mid band answer, page 17, one per student.</w:t>
+        <w:t>Mid band answer, one per student.</w:t>
       </w:r>
     </w:p>
     <w:p>
       <w:pPr>
         <w:pStyle w:val="Heading2"/>
+        <w:keepNext/>
       </w:pPr>
       <w:r>
         <w:rPr>
@@ -6105,13 +6097,9 @@
       </w:r>
     </w:p>
     <w:p>
-      <w:r>
-        <w:br w:type="page"/>
-      </w:r>
-    </w:p>
-    <w:p>
       <w:pPr>
         <w:pStyle w:val="Heading1"/>
+        <w:keepNext/>
       </w:pPr>
       <w:r>
         <w:rPr>
@@ -6123,6 +6111,7 @@
     <w:p>
       <w:pPr>
         <w:pStyle w:val="Heading2"/>
+        <w:keepNext/>
       </w:pPr>
       <w:r>
         <w:rPr>
@@ -6164,6 +6153,7 @@
     <w:p>
       <w:pPr>
         <w:pStyle w:val="Heading2"/>
+        <w:keepNext/>
       </w:pPr>
       <w:r>
         <w:rPr>
@@ -6367,6 +6357,7 @@
     <w:p>
       <w:pPr>
         <w:pStyle w:val="Heading2"/>
+        <w:keepNext/>
       </w:pPr>
       <w:r>
         <w:rPr>
@@ -6392,7 +6383,7 @@
           <w:i w:val="0"/>
           <w:sz w:val="21"/>
         </w:rPr>
-        <w:t>18 min. The annotated model on pages 11 and 12. Read it in order with the annotation covered, then reveal it a sentence at a time. Stop properly on sentence 7 and sentence 12.</w:t>
+        <w:t>18 min. The annotated model. Read it in order with the annotation covered, then reveal it a sentence at a time. Stop properly on sentence 7 and sentence 12.</w:t>
       </w:r>
     </w:p>
     <w:p>
@@ -6412,7 +6403,7 @@
           <w:i w:val="0"/>
           <w:sz w:val="21"/>
         </w:rPr>
-        <w:t>12 min. Model 2 on pages 14 and 15, same skill, other board, different question style. Read sentences 1 to 8 only and ask where the answer reaches a position.</w:t>
+        <w:t>12 min. Model 2, same skill, other board, different question style. Read sentences 1 to 8 only and ask where the answer reaches a position.</w:t>
       </w:r>
     </w:p>
     <w:p>
@@ -6422,7 +6413,7 @@
           <w:i w:val="0"/>
           <w:sz w:val="21"/>
         </w:rPr>
-        <w:t>12 min. Students write three evaluative sentences about Verity using three different shapes from page 20.</w:t>
+        <w:t>12 min. Students write three evaluative sentences about Verity using three different shapes.</w:t>
       </w:r>
     </w:p>
     <w:p>
@@ -6438,6 +6429,7 @@
     <w:p>
       <w:pPr>
         <w:pStyle w:val="Heading2"/>
+        <w:keepNext/>
       </w:pPr>
       <w:r>
         <w:rPr>
@@ -6453,7 +6445,7 @@
           <w:i w:val="0"/>
           <w:sz w:val="21"/>
         </w:rPr>
-        <w:t>Annotated model 1, pages 11 and 12.</w:t>
+        <w:t>Annotated model 1.</w:t>
       </w:r>
     </w:p>
     <w:p>
@@ -6463,7 +6455,7 @@
           <w:i w:val="0"/>
           <w:sz w:val="21"/>
         </w:rPr>
-        <w:t>Annotated model 2, pages 14 and 15.</w:t>
+        <w:t>Annotated model 2.</w:t>
       </w:r>
     </w:p>
     <w:p>
@@ -6473,7 +6465,7 @@
           <w:i w:val="0"/>
           <w:sz w:val="21"/>
         </w:rPr>
-        <w:t>The twelve shapes, page 20.</w:t>
+        <w:t>The twelve shapes.</w:t>
       </w:r>
     </w:p>
     <w:p>
@@ -6483,12 +6475,13 @@
           <w:i w:val="0"/>
           <w:sz w:val="21"/>
         </w:rPr>
-        <w:t>Case and figures, pages 9 and 10.</w:t>
+        <w:t>Case and figures.</w:t>
       </w:r>
     </w:p>
     <w:p>
       <w:pPr>
         <w:pStyle w:val="Heading2"/>
+        <w:keepNext/>
       </w:pPr>
       <w:r>
         <w:rPr>
@@ -6508,13 +6501,9 @@
       </w:r>
     </w:p>
     <w:p>
-      <w:r>
-        <w:br w:type="page"/>
-      </w:r>
-    </w:p>
-    <w:p>
       <w:pPr>
         <w:pStyle w:val="Heading1"/>
+        <w:keepNext/>
       </w:pPr>
       <w:r>
         <w:rPr>
@@ -6526,6 +6515,7 @@
     <w:p>
       <w:pPr>
         <w:pStyle w:val="Heading2"/>
+        <w:keepNext/>
       </w:pPr>
       <w:r>
         <w:rPr>
@@ -6567,6 +6557,7 @@
     <w:p>
       <w:pPr>
         <w:pStyle w:val="Heading2"/>
+        <w:keepNext/>
       </w:pPr>
       <w:r>
         <w:rPr>
@@ -6770,6 +6761,7 @@
     <w:p>
       <w:pPr>
         <w:pStyle w:val="Heading2"/>
+        <w:keepNext/>
       </w:pPr>
       <w:r>
         <w:rPr>
@@ -6795,7 +6787,7 @@
           <w:i w:val="0"/>
           <w:sz w:val="21"/>
         </w:rPr>
-        <w:t>18 min. Rewrite the mid band answer on the board with the class, one sentence at a time, using the fixes on page 18. Delete a sentence in front of them and let the discomfort happen.</w:t>
+        <w:t>18 min. Rewrite the mid band answer on the board with the class, one sentence at a time, using the fixes. Delete a sentence in front of them and let the discomfort happen.</w:t>
       </w:r>
     </w:p>
     <w:p>
@@ -6805,7 +6797,7 @@
           <w:i w:val="0"/>
           <w:sz w:val="21"/>
         </w:rPr>
-        <w:t>7 min. Now show the short model on page 16. Seven sentences, same band as the eighteen sentence version. This is the moment the length argument dies, and it only works after they have watched you delete.</w:t>
+        <w:t>7 min. Now show the short model. Seven sentences, same band as the eighteen sentence version. This is the moment the length argument dies, and it only works after they have watched you delete.</w:t>
       </w:r>
     </w:p>
     <w:p>
@@ -6841,6 +6833,7 @@
     <w:p>
       <w:pPr>
         <w:pStyle w:val="Heading2"/>
+        <w:keepNext/>
       </w:pPr>
       <w:r>
         <w:rPr>
@@ -6856,7 +6849,7 @@
           <w:i w:val="0"/>
           <w:sz w:val="21"/>
         </w:rPr>
-        <w:t>Mid band answer, page 17.</w:t>
+        <w:t>Mid band answer.</w:t>
       </w:r>
     </w:p>
     <w:p>
@@ -6866,7 +6859,7 @@
           <w:i w:val="0"/>
           <w:sz w:val="21"/>
         </w:rPr>
-        <w:t>The fixes, page 18.</w:t>
+        <w:t>The fixes.</w:t>
       </w:r>
     </w:p>
     <w:p>
@@ -6876,7 +6869,7 @@
           <w:i w:val="0"/>
           <w:sz w:val="21"/>
         </w:rPr>
-        <w:t>The short model, page 16.</w:t>
+        <w:t>The short model.</w:t>
       </w:r>
     </w:p>
     <w:p>
@@ -6892,6 +6885,7 @@
     <w:p>
       <w:pPr>
         <w:pStyle w:val="Heading2"/>
+        <w:keepNext/>
       </w:pPr>
       <w:r>
         <w:rPr>
@@ -6911,13 +6905,9 @@
       </w:r>
     </w:p>
     <w:p>
-      <w:r>
-        <w:br w:type="page"/>
-      </w:r>
-    </w:p>
-    <w:p>
       <w:pPr>
         <w:pStyle w:val="Heading1"/>
+        <w:keepNext/>
       </w:pPr>
       <w:r>
         <w:rPr>
@@ -6929,6 +6919,7 @@
     <w:p>
       <w:pPr>
         <w:pStyle w:val="Heading2"/>
+        <w:keepNext/>
       </w:pPr>
       <w:r>
         <w:rPr>
@@ -6970,6 +6961,7 @@
     <w:p>
       <w:pPr>
         <w:pStyle w:val="Heading2"/>
+        <w:keepNext/>
       </w:pPr>
       <w:r>
         <w:rPr>
@@ -7173,6 +7165,7 @@
     <w:p>
       <w:pPr>
         <w:pStyle w:val="Heading2"/>
+        <w:keepNext/>
       </w:pPr>
       <w:r>
         <w:rPr>
@@ -7198,7 +7191,7 @@
           <w:i w:val="0"/>
           <w:sz w:val="21"/>
         </w:rPr>
-        <w:t>5 min. Plan only, using the frame on page 21. Students write their one sentence answer and name their criterion.</w:t>
+        <w:t>5 min. Plan only, using the frame. Students write their one sentence answer and name their criterion.</w:t>
       </w:r>
     </w:p>
     <w:p>
@@ -7218,7 +7211,7 @@
           <w:i w:val="0"/>
           <w:sz w:val="21"/>
         </w:rPr>
-        <w:t>12 min. Swap. Tag the answer sentence by sentence with the key on page 8, total by objective, and write one specific improvement.</w:t>
+        <w:t>12 min. Swap. Tag the answer sentence by sentence with the key, total by objective, and write one specific improvement.</w:t>
       </w:r>
     </w:p>
     <w:p>
@@ -7234,6 +7227,7 @@
     <w:p>
       <w:pPr>
         <w:pStyle w:val="Heading2"/>
+        <w:keepNext/>
       </w:pPr>
       <w:r>
         <w:rPr>
@@ -7249,7 +7243,7 @@
           <w:i w:val="0"/>
           <w:sz w:val="21"/>
         </w:rPr>
-        <w:t>Timed question, page 21.</w:t>
+        <w:t>Timed question.</w:t>
       </w:r>
     </w:p>
     <w:p>
@@ -7259,7 +7253,7 @@
           <w:i w:val="0"/>
           <w:sz w:val="21"/>
         </w:rPr>
-        <w:t>Tag key, page 8.</w:t>
+        <w:t>Tag key.</w:t>
       </w:r>
     </w:p>
     <w:p>
@@ -7269,12 +7263,13 @@
           <w:i w:val="0"/>
           <w:sz w:val="21"/>
         </w:rPr>
-        <w:t>Peer marking sheet, page 22.</w:t>
+        <w:t>Peer marking sheet.</w:t>
       </w:r>
     </w:p>
     <w:p>
       <w:pPr>
         <w:pStyle w:val="Heading2"/>
+        <w:keepNext/>
       </w:pPr>
       <w:r>
         <w:rPr>
@@ -7294,13 +7289,9 @@
       </w:r>
     </w:p>
     <w:p>
-      <w:r>
-        <w:br w:type="page"/>
-      </w:r>
-    </w:p>
-    <w:p>
       <w:pPr>
         <w:pStyle w:val="Heading1"/>
+        <w:keepNext/>
       </w:pPr>
       <w:r>
         <w:rPr>
@@ -7910,6 +7901,7 @@
     <w:p>
       <w:pPr>
         <w:pStyle w:val="Heading2"/>
+        <w:keepNext/>
       </w:pPr>
       <w:r>
         <w:rPr>
@@ -7925,7 +7917,7 @@
           <w:i w:val="0"/>
           <w:sz w:val="21"/>
         </w:rPr>
-        <w:t>Verity Coffee is considering raising prices by 6 per cent across its range in order to restore its operating margin. Evaluate this decision.  (20 marks)</w:t>
+        <w:t>Verity Coffee is considering raising prices by 6 per cent across its range in order to restore its operating margin. Evaluate this decision. (20 marks)</w:t>
       </w:r>
     </w:p>
     <w:tbl>
@@ -8123,12 +8115,13 @@
           <w:i/>
           <w:sz w:val="21"/>
         </w:rPr>
-        <w:t>Thirty minutes of writing. Use the figures on pages 9 and 10. A strong answer will notice that a 6 per cent price rise on £96 million of revenue is worth about £5.8 million if volume holds, which is more than the entire current operating profit, and will then ask what happens to volume in a market where the competing product is fifty metres away. The best answers will reach for the margin history rather than treating the decision in isolation.</w:t>
+        <w:t>Thirty minutes of writing. Use the figures. A strong answer will notice that a 6 per cent price rise on £96 million of revenue is worth about £5.8 million if volume holds, which is more than the entire current operating profit, and will then ask what happens to volume in a market where the competing product is fifty metres away. The best answers will reach for the margin history rather than treating the decision in isolation.</w:t>
       </w:r>
     </w:p>
     <w:p>
       <w:pPr>
         <w:pStyle w:val="Heading2"/>
+        <w:keepNext/>
       </w:pPr>
       <w:r>
         <w:rPr>
@@ -8394,13 +8387,9 @@
       </w:r>
     </w:p>
     <w:p>
-      <w:r>
-        <w:br w:type="page"/>
-      </w:r>
-    </w:p>
-    <w:p>
       <w:pPr>
         <w:pStyle w:val="Heading1"/>
+        <w:keepNext/>
       </w:pPr>
       <w:r>
         <w:rPr>
@@ -8942,12 +8931,13 @@
             <w:tcW w:type="dxa" w:w="3742"/>
           </w:tcPr>
           <w:p>
-            <w:r/>
-            <w:r>
-              <w:rPr>
-                <w:sz w:val="19"/>
-              </w:rPr>
-              <w:t>Show the short model on page 16. Same band, well under half the words.</w:t>
+            <w:r>
+              <w:t>Show the short model. Same band, well under half the words.</w:t>
+            </w:r>
+            <w:r>
+              <w:rPr>
+                <w:sz w:val="19"/>
+              </w:rPr>
             </w:r>
           </w:p>
         </w:tc>
@@ -9088,6 +9078,7 @@
     <w:p>
       <w:pPr>
         <w:pStyle w:val="Heading2"/>
+        <w:keepNext/>
       </w:pPr>
       <w:r>
         <w:rPr>
@@ -9443,6 +9434,7 @@
     <w:p>
       <w:pPr>
         <w:pStyle w:val="Heading2"/>
+        <w:keepNext/>
       </w:pPr>
       <w:r>
         <w:rPr>
@@ -9796,13 +9788,9 @@
       </w:tr>
     </w:tbl>
     <w:p>
-      <w:r>
-        <w:br w:type="page"/>
-      </w:r>
-    </w:p>
-    <w:p>
       <w:pPr>
         <w:pStyle w:val="Heading1"/>
+        <w:keepNext/>
       </w:pPr>
       <w:r>
         <w:rPr>
@@ -10115,8 +10103,8 @@
       </w:r>
     </w:p>
     <w:sectPr>
-      <w:pgSz w:w="12240" w:h="15840"/>
-      <w:pgMar w:top="1020" w:right="1077" w:bottom="1020" w:left="1077" w:header="720" w:footer="720" w:gutter="0"/>
+      <w:pgSz w:w="11906" w:h="16838"/>
+      <w:pgMar w:top="1520" w:right="900" w:bottom="1100" w:left="900" w:header="720" w:footer="720" w:gutter="0"/>
       <w:cols w:space="720"/>
       <w:docGrid w:linePitch="360"/>
     </w:sectPr>

--- a/resources/a-level-business-evaluation-which-sentence-earns-which-mark/A-Level-Business-Evaluation-Which-Sentence-Earns-Which-Mark-Community-Edition-EDITABLE.docx
+++ b/resources/a-level-business-evaluation-which-sentence-earns-which-mark/A-Level-Business-Evaluation-Which-Sentence-Earns-Which-Mark-Community-Edition-EDITABLE.docx
@@ -30,24 +30,12 @@
           <w:i w:val="0"/>
           <w:sz w:val="21"/>
         </w:rPr>
-        <w:t>This is the editable version. Every lesson, all three annotated model answers, the mid band rewrite and every table are ordinary Word text. Change the business, swap a question, cut a task, or adapt the annotations to your own mark scheme. A PowerPoint version of the four lessons is in the same download.</w:t>
+        <w:t>The editable Word version is included in this download. Every lesson, all three annotated model answers, the mid band rewrite and every table are ordinary Word text. Change the business, swap a question, cut a task, or adapt the annotations to your own mark scheme. A PowerPoint version of the four lessons is in the same download.</w:t>
       </w:r>
     </w:p>
     <w:p>
       <w:pPr>
         <w:pStyle w:val="Heading1"/>
-        <w:keepNext/>
-      </w:pPr>
-      <w:r>
-        <w:rPr>
-          <w:color w:val="111111"/>
-        </w:rPr>
-        <w:t>What this pack is</w:t>
-      </w:r>
-    </w:p>
-    <w:p>
-      <w:pPr>
-        <w:pStyle w:val="Heading2"/>
         <w:keepNext/>
       </w:pPr>
       <w:r>
@@ -10051,7 +10039,7 @@
           <w:i w:val="0"/>
           <w:sz w:val="21"/>
         </w:rPr>
-        <w:t>This is the editable version. Change anything you like. It is your classroom.</w:t>
+        <w:t>The editable Word version is included in this download. Change anything you like. It is your classroom.</w:t>
       </w:r>
     </w:p>
     <w:p>

--- a/resources/a-level-business-evaluation-which-sentence-earns-which-mark/A-Level-Business-Evaluation-Which-Sentence-Earns-Which-Mark-Community-Edition-EDITABLE.docx
+++ b/resources/a-level-business-evaluation-which-sentence-earns-which-mark/A-Level-Business-Evaluation-Which-Sentence-Earns-Which-Mark-Community-Edition-EDITABLE.docx
@@ -20,7 +20,17 @@
           <w:i w:val="0"/>
           <w:sz w:val="24"/>
         </w:rPr>
-        <w:t>Which sentence earns which mark. AQA 7132 and Edexcel 9BS0.</w:t>
+        <w:t>Which sentence earns which mark. AQA 7132, AQA 7138 and Edexcel 9BS0.</w:t>
+      </w:r>
+    </w:p>
+    <w:p>
+      <w:r>
+        <w:rPr>
+          <w:b/>
+          <w:i w:val="0"/>
+          <w:sz w:val="21"/>
+        </w:rPr>
+        <w:t>Written for AQA 7132 and Edexcel 9BS0. If your Year 12 started in September 2026 or later they sit AQA 7138, first A-level exams 2028, where the top tariff is 15 marks rather than 25 and the question forms change. There is a full 7138 section in this pack. The skill itself is the same on all three specifications.</w:t>
       </w:r>
     </w:p>
     <w:p>
@@ -36,6 +46,40 @@
     <w:p>
       <w:pPr>
         <w:pStyle w:val="Heading1"/>
+        <w:keepNext/>
+      </w:pPr>
+      <w:r>
+        <w:rPr>
+          <w:color w:val="111111"/>
+        </w:rPr>
+        <w:t>Start here</w:t>
+      </w:r>
+    </w:p>
+    <w:p>
+      <w:pPr>
+        <w:pStyle w:val="Heading2"/>
+        <w:keepNext/>
+      </w:pPr>
+      <w:r>
+        <w:rPr>
+          <w:color w:val="111111"/>
+        </w:rPr>
+        <w:t>Which specification this pack is for</w:t>
+      </w:r>
+    </w:p>
+    <w:p>
+      <w:r>
+        <w:rPr>
+          <w:b w:val="0"/>
+          <w:i w:val="0"/>
+          <w:sz w:val="21"/>
+        </w:rPr>
+        <w:t>AQA 7132 and Edexcel 9BS0, and the two long model answers are written to the real question forms of those two specifications. AQA has a new specification, 7138, for teaching from September 2026 with first A-level exams in 2028. A class that started Year 12 in September 2026 or later sits 7138, where the top tariff on any question is 15 marks rather than 25, where To what extent and Justify your view are not command words at all, and where Evaluate becomes a two option question ending in a recommendation. There is a full section on 7138 later in this pack giving the command words, the tariffs, the paper structure and what changes in the teaching. What an evaluative sentence has to do is the same on all three specifications, which is why the annotated models transfer.</w:t>
+      </w:r>
+    </w:p>
+    <w:p>
+      <w:pPr>
+        <w:pStyle w:val="Heading2"/>
         <w:keepNext/>
       </w:pPr>
       <w:r>
@@ -118,7 +162,7 @@
           <w:i w:val="0"/>
           <w:sz w:val="21"/>
         </w:rPr>
-        <w:t>Teachers of A-Level Business on AQA 7132 or Edexcel 9BS0, teaching Year 12 or Year 13. Both boards are covered. The two long model answers are written to the question styles of each board, and they use the same business, so students carry the context across and spend their attention on the skill rather than on a new case.</w:t>
+        <w:t>Teachers of A-Level Business on AQA 7132, AQA 7138 or Edexcel 9BS0, teaching Year 12 or Year 13. The two long model answers are written to the question forms of AQA 7132 and Edexcel 9BS0, and they use the same business, so students carry the context across and spend their attention on the skill rather than on a new case. Model answer 2 is also the closest thing in this pack to a 7138 Evaluate, because AQA and Pearson now both ask for a recommendation between two named options.</w:t>
       </w:r>
     </w:p>
     <w:p>
@@ -152,7 +196,7 @@
         <w:rPr>
           <w:color w:val="111111"/>
         </w:rPr>
-        <w:t>A note on accuracy</w:t>
+        <w:t>Where the exam claims come from</w:t>
       </w:r>
     </w:p>
     <w:p>
@@ -162,7 +206,7 @@
           <w:i w:val="0"/>
           <w:sz w:val="21"/>
         </w:rPr>
-        <w:t>Mark schemes, level descriptors and tariffs change, and they differ between boards. This pack teaches what an evaluative sentence has to do, using the four assessment objectives that both boards share. It does not quote level descriptors and it does not claim which paper carries which tariff. Take those from your current specification and mark schemes, which are free and current. Verity Coffee is a constructed business, so every figure is internally consistent and any calculation in the models can be checked with a calculator.</w:t>
+        <w:t>Every claim in this pack about a question form, a tariff, an objective split or a level descriptor was taken from the board's own published specification or mark scheme, and the documents are listed by name in the sources table at the back. The AQA 25 mark form, its objective split and its level descriptors come from the AQA 7131 and 7132 specification and the June 2023 Paper 1 mark scheme. The Edexcel 20 mark form and its level descriptors come from the June 2024 9BS0 question papers and mark schemes. The 7138 command words, tariffs and paper structure come from the AQA 7137 and 7138 specification, version 1.1 of November 2025, and the 7138 sample assessment material. Specifications are reissued, so check the version number against the one on your board's site before you teach it. Verity Coffee is a constructed business, so every figure is internally consistent and any calculation in the models can be checked with a calculator.</w:t>
       </w:r>
     </w:p>
     <w:p>
@@ -2206,7 +2250,7 @@
           <w:i w:val="0"/>
           <w:sz w:val="21"/>
         </w:rPr>
-        <w:t>To what extent should Verity Coffee respond to its falling margin by closing its 20 weakest sites? Justify your view.</w:t>
+        <w:t>A coffee shop chain has seen its operating profit margin fall sharply while its revenue has continued to grow. To what extent is closing the weakest outlets likely to be the best response to a falling operating profit margin?</w:t>
       </w:r>
     </w:p>
     <w:p>
@@ -2216,7 +2260,7 @@
           <w:i/>
           <w:sz w:val="21"/>
         </w:rPr>
-        <w:t>AQA 7132 style. A single extended question with a judgement required throughout.</w:t>
+        <w:t>AQA 7132, Paper 1, Section C or Section D. Read the presentation carefully, because it is part of the question. AQA sets the 25 mark essay as a choice of one from two and gives no case material and no data with it: a line or two of generic scenario, then the question. The evidence has to come from the student. Verity Coffee is the business this class has studied together, and the model answers use it exactly as a student is expected to use a business of their own. The objective split on a 25 mark essay is AO1 5, AO2 4, AO3 6 and AO4 10, so ten of the twenty five marks are for judgement.</w:t>
       </w:r>
     </w:p>
     <w:p>
@@ -2238,7 +2282,7 @@
           <w:i w:val="0"/>
           <w:sz w:val="21"/>
         </w:rPr>
-        <w:t>Evaluate the likely impact on Verity Coffee of introducing the proposed coffee subscription scheme.</w:t>
+        <w:t>Verity Coffee's board wants to restore the operating profit margin. It is considering either closing its 20 weakest sites or launching the proposed coffee subscription. Evaluate these two options and recommend which one Verity Coffee should choose in order to restore its operating profit margin.</w:t>
       </w:r>
     </w:p>
     <w:p>
@@ -2248,7 +2292,7 @@
           <w:i/>
           <w:sz w:val="21"/>
         </w:rPr>
-        <w:t>Edexcel 9BS0 style. Same business, so students carry the context and spend their attention on the skill.</w:t>
+        <w:t>Edexcel 9BS0. This is the form every 20 mark question takes: two named options in the stem, then evaluate both and recommend one. All six 20 mark questions across Papers 1, 2 and 3 in June 2024 were written this way. A single proposition question, of the evaluate the impact of one thing kind, is not what the board sets at this tariff, and an answer that does not choose between the two options cannot reach the top level, which asks for a conclusion that proposes a solution or a recommendation. Unlike Question 1, this one comes with the case material and the data.</w:t>
       </w:r>
     </w:p>
     <w:p>
@@ -2391,7 +2435,7 @@
               <w:rPr>
                 <w:sz w:val="19"/>
               </w:rPr>
-              <w:t>Two figures from the case, used to establish that the problem is genuine. Opening with evidence rather than with a definition is worth copying.</w:t>
+              <w:t>Two figures from the business the student has studied, used to establish that the problem is genuine. Remember that AQA gives no data with this question, so every number here is one the student brought. Opening with evidence rather than with a definition is worth copying.</w:t>
             </w:r>
           </w:p>
         </w:tc>
@@ -2827,7 +2871,7 @@
               <w:rPr>
                 <w:sz w:val="19"/>
               </w:rPr>
-              <w:t>Weak revenue is not the same thing as weak contribution, and the case gives revenue only.</w:t>
+              <w:t>Weak revenue is not the same thing as weak contribution, and revenue is all that is reported site by site.</w:t>
             </w:r>
           </w:p>
         </w:tc>
@@ -2855,7 +2899,7 @@
               <w:rPr>
                 <w:sz w:val="19"/>
               </w:rPr>
-              <w:t>Challenges the quality of the evidence rather than adding another point. Interrogating the data you have been given is the kind of move that separates answers at the top.</w:t>
+              <w:t>Challenges the quality of the evidence rather than adding another point. Interrogating the evidence you are relying on, instead of piling on one more argument, is the kind of move that separates answers at the top.</w:t>
             </w:r>
           </w:p>
         </w:tc>
@@ -3087,7 +3131,7 @@
               <w:rPr>
                 <w:sz w:val="19"/>
               </w:rPr>
-              <w:t>Two calculations from the case supporting the reframe. Notice the judgement in sentence 12 came first and the evidence follows immediately. Either order works, but they must be adjacent.</w:t>
+              <w:t>Two calculations supporting the reframe. Notice the judgement in sentence 12 came first and the evidence follows immediately. Either order works, but they must be adjacent.</w:t>
             </w:r>
           </w:p>
         </w:tc>
@@ -3261,7 +3305,7 @@
               <w:rPr>
                 <w:sz w:val="19"/>
               </w:rPr>
-              <w:t>A next step that is proportionate to the risk. This is what justify your view asks for beyond the decision itself.</w:t>
+              <w:t>A next step that is proportionate to the risk. To what extent asks how far, not only whether, and naming what the business should do next is how an answer shows it has gone past a yes or a no.</w:t>
             </w:r>
           </w:p>
         </w:tc>
@@ -3505,7 +3549,7 @@
               <w:rPr>
                 <w:sz w:val="19"/>
               </w:rPr>
-              <w:t>The scheme cannibalises existing sales: it replaces £19.20 of monthly coffee revenue from an average customer with a flat £15, so before anything else happens Verity gives up £4.20 a month per subscriber.</w:t>
+              <w:t>Verity should launch the subscription rather than close the 20 weakest sites, because only one of these two options can be undone.</w:t>
             </w:r>
           </w:p>
         </w:tc>
@@ -3519,7 +3563,7 @@
               <w:rPr>
                 <w:sz w:val="19"/>
               </w:rPr>
-              <w:t>K + AP + AN</w:t>
+              <w:t>EV</w:t>
             </w:r>
           </w:p>
         </w:tc>
@@ -3533,7 +3577,7 @@
               <w:rPr>
                 <w:sz w:val="19"/>
               </w:rPr>
-              <w:t>Names the concept, then quantifies it. Six visits at £3.20 is the calculation, and it is done rather than described. Cannibalisation is the AO1 term this question is built on and most answers never use it.</w:t>
+              <w:t>The recommendation, in sentence 1, and it names both options. A 20 mark Edexcel question is answered by choosing between the two, not by describing them, and choosing this early organises everything that follows.</w:t>
             </w:r>
           </w:p>
         </w:tc>
@@ -3563,7 +3607,7 @@
               <w:rPr>
                 <w:sz w:val="19"/>
               </w:rPr>
-              <w:t>The trial suggests that is not the whole story, because subscribers visited 11 times a month against a normal 6.</w:t>
+              <w:t>The criterion is the one the board set, the operating profit margin, which has fallen from 9.0 to 5.0 per cent, and behind it the cash available to buy that recovery.</w:t>
             </w:r>
           </w:p>
         </w:tc>
@@ -3577,7 +3621,7 @@
               <w:rPr>
                 <w:sz w:val="19"/>
               </w:rPr>
-              <w:t>AP</w:t>
+              <w:t>K + AP + EV</w:t>
             </w:r>
           </w:p>
         </w:tc>
@@ -3591,7 +3635,7 @@
               <w:rPr>
                 <w:sz w:val="19"/>
               </w:rPr>
-              <w:t>The counter evidence introduced immediately, so the answer is weighing from the second sentence rather than after a page.</w:t>
+              <w:t>Better or worse for what, answered in sentence 2. Naming the criterion is what makes the later weighing possible, and it earns its place here because the two options fail against different parts of it.</w:t>
             </w:r>
           </w:p>
         </w:tc>
@@ -3621,7 +3665,7 @@
               <w:rPr>
                 <w:sz w:val="19"/>
               </w:rPr>
-              <w:t>Those extra visits cost almost nothing to serve, because at £0.35 a cup 11 visits cost Verity £3.85.</w:t>
+              <w:t>Closure is the option that looks decisive: removing the £0.6 million combined operating loss lifts group operating profit from £4.8 million to £5.4 million, and margin from 5.0 to about 6.3 per cent once the £9.6 million of revenue goes with it.</w:t>
             </w:r>
           </w:p>
         </w:tc>
@@ -3635,7 +3679,7 @@
               <w:rPr>
                 <w:sz w:val="19"/>
               </w:rPr>
-              <w:t>AP + AN</w:t>
+              <w:t>K + AP + AN</w:t>
             </w:r>
           </w:p>
         </w:tc>
@@ -3649,7 +3693,7 @@
               <w:rPr>
                 <w:sz w:val="19"/>
               </w:rPr>
-              <w:t>The consequence of the cost structure, not just the cost. Low variable cost is the reason a subscription can work at all here.</w:t>
+              <w:t>Option one built at its strongest, with the arithmetic done rather than described. The option being rejected has to appear at full strength before it is rejected, and this is where most of the analysis marks on this answer sit.</w:t>
             </w:r>
           </w:p>
         </w:tc>
@@ -3679,7 +3723,7 @@
               <w:rPr>
                 <w:sz w:val="19"/>
               </w:rPr>
-              <w:t>The scheme only becomes loss making on coffee cost alone at about 43 visits a month, which no customer will reach.</w:t>
+              <w:t>Getting there costs £3.6 million at £180,000 a site, which is a six year payback on the loss it removes.</w:t>
             </w:r>
           </w:p>
         </w:tc>
@@ -3693,7 +3737,7 @@
               <w:rPr>
                 <w:sz w:val="19"/>
               </w:rPr>
-              <w:t>AN + EV</w:t>
+              <w:t>AP + AN + EV</w:t>
             </w:r>
           </w:p>
         </w:tc>
@@ -3707,7 +3751,7 @@
               <w:rPr>
                 <w:sz w:val="19"/>
               </w:rPr>
-              <w:t>A calculated boundary, £15 divided by £0.35. Working out where a proposal would actually fail, and showing it is nowhere near, is a strong evaluative move and almost nobody does it.</w:t>
+              <w:t>The calculation converted into a comparison. Six years is the number a board would actually argue about, and turning £3.6 million and £0.6 million into it is the most valuable single move on the page.</w:t>
             </w:r>
           </w:p>
         </w:tc>
@@ -3737,7 +3781,7 @@
               <w:rPr>
                 <w:sz w:val="19"/>
               </w:rPr>
-              <w:t>So the risk is not the cost of the coffee but the revenue the customer used to pay, and on the trial numbers that is enough to make the scheme marginal at best.</w:t>
+              <w:t>Six years is the wrong length of time for a business whose margin fell by more than 40 per cent in a single year, and the leases on those sites run for up to nine.</w:t>
             </w:r>
           </w:p>
         </w:tc>
@@ -3751,7 +3795,7 @@
               <w:rPr>
                 <w:sz w:val="19"/>
               </w:rPr>
-              <w:t>EV</w:t>
+              <w:t>AP + EV</w:t>
             </w:r>
           </w:p>
         </w:tc>
@@ -3765,7 +3809,7 @@
               <w:rPr>
                 <w:sz w:val="19"/>
               </w:rPr>
-              <w:t>Rejects the obvious objection, names the real one, and reaches a position, all in sentence 5. Deciding early organises everything that follows.</w:t>
+              <w:t>Magnitude weighed against the time the business actually has. This is the sentence that disposes of option one, and it does it with two figures rather than with an opinion.</w:t>
             </w:r>
           </w:p>
         </w:tc>
@@ -3795,7 +3839,7 @@
               <w:rPr>
                 <w:sz w:val="19"/>
               </w:rPr>
-              <w:t>On the trial numbers coffee contribution per customer falls from £17.10 a month to £11.15, a loss of £5.95.</w:t>
+              <w:t>The subscription looks worse on first inspection, because a customer visiting six times a month at £3.20 a cup pays £19.20, and a £15 subscription hands £4.20 of that straight back.</w:t>
             </w:r>
           </w:p>
         </w:tc>
@@ -3823,7 +3867,7 @@
               <w:rPr>
                 <w:sz w:val="19"/>
               </w:rPr>
-              <w:t>The full chain, quantified. Contribution rather than revenue, which is the correct measure for this decision.</w:t>
+              <w:t>Cannibalisation, quantified in the same sentence that names it. This is the AO1 term option two is built on, and most answers never use it.</w:t>
             </w:r>
           </w:p>
         </w:tc>
@@ -3853,7 +3897,7 @@
               <w:rPr>
                 <w:sz w:val="19"/>
               </w:rPr>
-              <w:t>Food is where that £5.95 has to come back.</w:t>
+              <w:t>That is the wrong worry: at £0.35 a cup even 11 visits cost Verity £3.85, so the coffee itself only sinks the scheme at about 43 visits a month, which nobody reaches.</w:t>
             </w:r>
           </w:p>
         </w:tc>
@@ -3867,7 +3911,7 @@
               <w:rPr>
                 <w:sz w:val="19"/>
               </w:rPr>
-              <w:t>AN</w:t>
+              <w:t>K + AN + EV</w:t>
             </w:r>
           </w:p>
         </w:tc>
@@ -3881,7 +3925,7 @@
               <w:rPr>
                 <w:sz w:val="19"/>
               </w:rPr>
-              <w:t>Nine words, and the figure is what keeps it from being pure signposting. Even so this is analysis rather than judgement: it directs the answer and names the mechanism, but it does not yet weigh anything. Signposting with no content in it earns nothing at all.</w:t>
+              <w:t>A calculated boundary, £15 divided by £0.35, used to rule an argument out. Working out where an option would actually fail, and showing it is nowhere near, is a strong evaluative move and almost nobody does it.</w:t>
             </w:r>
           </w:p>
         </w:tc>
@@ -3911,7 +3955,7 @@
               <w:rPr>
                 <w:sz w:val="19"/>
               </w:rPr>
-              <w:t>At £4.10 and a 65 per cent gross margin each food item contributes about £2.67, so the scheme needs roughly 2.2 extra food purchases per subscriber per month simply to stand still.</w:t>
+              <w:t>The real cost is the revenue given up: coffee contribution per customer falls from £17.10 a month to £11.15, so every subscriber starts £5.95 a month behind.</w:t>
             </w:r>
           </w:p>
         </w:tc>
@@ -3939,7 +3983,7 @@
               <w:rPr>
                 <w:sz w:val="19"/>
               </w:rPr>
-              <w:t>The decisive calculation of the whole answer. It converts a vague hope about attachment into a testable number.</w:t>
+              <w:t>Contribution rather than revenue, which is the right measure for this decision, and the chain is finished rather than left at its first step.</w:t>
             </w:r>
           </w:p>
         </w:tc>
@@ -3969,7 +4013,7 @@
               <w:rPr>
                 <w:sz w:val="19"/>
               </w:rPr>
-              <w:t>That is a demanding target, because it asks five extra visits to produce two extra food sales.</w:t>
+              <w:t>Food is where that £5.95 has to come back, and at £4.10 with a 65 per cent margin each item contributes about £2.67, so the scheme needs roughly 2.2 extra food purchases per subscriber per month just to stand still.</w:t>
             </w:r>
           </w:p>
         </w:tc>
@@ -3983,7 +4027,7 @@
               <w:rPr>
                 <w:sz w:val="19"/>
               </w:rPr>
-              <w:t>AN + EV</w:t>
+              <w:t>K + AP + AN</w:t>
             </w:r>
           </w:p>
         </w:tc>
@@ -3997,7 +4041,7 @@
               <w:rPr>
                 <w:sz w:val="19"/>
               </w:rPr>
-              <w:t>Converts the number into a judgement about difficulty. The magnitude is what makes this evaluative rather than descriptive.</w:t>
+              <w:t>The decisive calculation of the answer. It turns a vague hope about attachment into a number that can be tested, which is what a mark scheme means by using quantitative information to support a judgement.</w:t>
             </w:r>
           </w:p>
         </w:tc>
@@ -4027,7 +4071,7 @@
               <w:rPr>
                 <w:sz w:val="19"/>
               </w:rPr>
-              <w:t>It is not out of reach, though: a customer in the shop 11 times a month rather than 6 has more chances to buy, and the food range is small enough that widening it is within Verity's control.</w:t>
+              <w:t>That is demanding, because it asks five extra visits to produce two extra food sales, and the first subscribers will be the heaviest users, so the early trial figures flatter the scheme.</w:t>
             </w:r>
           </w:p>
         </w:tc>
@@ -4041,7 +4085,7 @@
               <w:rPr>
                 <w:sz w:val="19"/>
               </w:rPr>
-              <w:t>EV</w:t>
+              <w:t>AN + EV</w:t>
             </w:r>
           </w:p>
         </w:tc>
@@ -4055,7 +4099,7 @@
               <w:rPr>
                 <w:sz w:val="19"/>
               </w:rPr>
-              <w:t>The other side, taken seriously and tied to something the business can actually do. Balance that is anchored in the case rather than in generalities.</w:t>
+              <w:t>The case against the recommended option, put at its strongest and against the answer's own evidence. Interrogating the data you are relying on is a top band habit, and it is more convincing here because it costs the writer something.</w:t>
             </w:r>
           </w:p>
         </w:tc>
@@ -4085,7 +4129,7 @@
               <w:rPr>
                 <w:sz w:val="19"/>
               </w:rPr>
-              <w:t>Subscriptions also attract the heaviest users first, so the early trial numbers will look worse than the eventual average once lighter customers join.</w:t>
+              <w:t>It still wins, because £5.95 a month is £71.40 a year, and it would take just over 50,000 subscribers losing that for a full year to destroy the £3.6 million that closure spends on day one.</w:t>
             </w:r>
           </w:p>
         </w:tc>
@@ -4099,7 +4143,7 @@
               <w:rPr>
                 <w:sz w:val="19"/>
               </w:rPr>
-              <w:t>EV</w:t>
+              <w:t>AP + AN + EV</w:t>
             </w:r>
           </w:p>
         </w:tc>
@@ -4113,7 +4157,7 @@
               <w:rPr>
                 <w:sz w:val="19"/>
               </w:rPr>
-              <w:t>Challenges the reliability of the evidence the answer has been using. Interrogating your own data is a top band habit.</w:t>
+              <w:t>The comparison that settles the question. Two options can only be ranked once they are on the same scale, and this sentence puts both of them into pounds. Stop here in class and let them check it.</w:t>
             </w:r>
           </w:p>
         </w:tc>
@@ -4143,7 +4187,7 @@
               <w:rPr>
                 <w:sz w:val="19"/>
               </w:rPr>
-              <w:t>None of this touches the underlying problem, which is that operating margin has fallen from 9.0 to 5.0 per cent across all 120 sites while a subscription changes the mix of revenue rather than the cost base.</w:t>
+              <w:t>The two options also differ in kind: a subscription can be repriced or withdrawn next quarter, while a site closed with seven years of lease left cannot be reopened.</w:t>
             </w:r>
           </w:p>
         </w:tc>
@@ -4171,7 +4215,7 @@
               <w:rPr>
                 <w:sz w:val="19"/>
               </w:rPr>
-              <w:t>Places the proposal against the business's actual problem. This is weighing against a criterion in its clearest form.</w:t>
+              <w:t>Ranking on reversibility rather than on size. Bringing in a criterion the question did not hand you, and showing that it separates the two options, is what lifts an answer above a competent comparison.</w:t>
             </w:r>
           </w:p>
         </w:tc>
@@ -4201,7 +4245,7 @@
               <w:rPr>
                 <w:sz w:val="19"/>
               </w:rPr>
-              <w:t>The likely impact is therefore a small negative in year one, turning positive only if food attachment rises by more than about two items per subscriber per month.</w:t>
+              <w:t>Neither option treats the cause, since revenue grew about 9 per cent while operating profit fell nearly 40 per cent across all 120 sites, so whichever is chosen has to sit inside a cost programme rather than instead of one.</w:t>
             </w:r>
           </w:p>
         </w:tc>
@@ -4215,7 +4259,7 @@
               <w:rPr>
                 <w:sz w:val="19"/>
               </w:rPr>
-              <w:t>EV</w:t>
+              <w:t>AP + EV</w:t>
             </w:r>
           </w:p>
         </w:tc>
@@ -4229,7 +4273,7 @@
               <w:rPr>
                 <w:sz w:val="19"/>
               </w:rPr>
-              <w:t>The decision, with the condition built into the same sentence. Evaluate asks for exactly this.</w:t>
+              <w:t>The reframe, done without dodging the question. Notice that the answer still recommends one of the two options. An answer that concludes that neither option is the real issue has not answered the question that was set.</w:t>
             </w:r>
           </w:p>
         </w:tc>
@@ -4259,7 +4303,7 @@
               <w:rPr>
                 <w:sz w:val="19"/>
               </w:rPr>
-              <w:t>Verity should extend the trial and measure one number, food items per visit, because that number decides the outcome and nothing else in the proposal does.</w:t>
+              <w:t>The recommendation is therefore the subscription, launched as a priced trial with one number reported monthly, food items per visit, and withdrawn if it has not reached 2.2 by the end of the second quarter.</w:t>
             </w:r>
           </w:p>
         </w:tc>
@@ -4287,7 +4331,7 @@
               <w:rPr>
                 <w:sz w:val="19"/>
               </w:rPr>
-              <w:t>A proportionate next step. Naming the single measure that settles the question is stronger than recommending more analysis in general.</w:t>
+              <w:t>The recommendation restated as something a board could minute, with the condition and the measure inside it. The top level of an Edexcel 20 marker asks for a conclusion that proposes a solution or a recommendation, and this is what that looks like.</w:t>
             </w:r>
           </w:p>
         </w:tc>
@@ -4300,7 +4344,17 @@
           <w:i w:val="0"/>
           <w:sz w:val="21"/>
         </w:rPr>
-        <w:t>Fourteen sentences. Three carry knowledge, six carry application, seven carry analysis, eight carry evaluation, and none earn nothing. The answer reaches a position in sentence 5. Notice how much of the evaluation is carried by short sentences, and that the two decisive lines are among the shortest on the page. Length is not the variable students should be adjusting.</w:t>
+        <w:t>Fourteen sentences. Six carry knowledge, ten carry application, eight carry analysis, ten carry evaluation, and none earn nothing. The answer recommends in sentence 1 and never stops comparing. Ask the class to count how many sentences do work on both options rather than on one at a time: that is the difference between a recommendation and two short essays stapled together. Sentence 11 is the one to stop on, because it is where the two options are finally put on the same scale.</w:t>
+      </w:r>
+    </w:p>
+    <w:p>
+      <w:r>
+        <w:rPr>
+          <w:b w:val="0"/>
+          <w:i w:val="0"/>
+          <w:sz w:val="21"/>
+        </w:rPr>
+        <w:t>What the answer did not do. It did not take the two options in turn and pick one at the end, which is the shape most students write and the shape that holds an answer in the middle levels. It did not argue that a coffee subscription is a good idea in general; it argued that it is the better of two poor options for this business at this moment, which is all the question asks. It did not duck the choice by concluding that the real answer is a cost programme, even though sentence 13 says exactly that about the cause. It did not use a single evaluative sentence without a figure beside it. And it did not claim a mark or a level for itself, because no answer written outside a live series can.</w:t>
       </w:r>
     </w:p>
     <w:p>
@@ -4804,7 +4858,7 @@
           <w:i w:val="0"/>
           <w:sz w:val="21"/>
         </w:rPr>
-        <w:t>Seven sentences. Two carry knowledge, three carry application, four carry analysis, seven carry evaluation, and none earn nothing. Show this one last. A class that only sees the long models concludes that the route to the top band is more words, and then runs out of time in the exam. What changed is density, not effort.</w:t>
+        <w:t>Seven sentences. Two carry knowledge, three carry application, four carry analysis, seven carry evaluation, and none earn nothing. Show this one last, and be straight with the class about what it does and does not prove. Every sentence in it works and nothing in it is padding, which is the point. It does not reach the band the long version reaches, and it is not meant to. AQA's top level wants a depth and range of knowledge and a balanced range of the issues in the question; Edexcel's wants accurate and thorough knowledge with the arguments fully developed. Seven sentences cannot carry that range, so this answer sits below Model 1 however good each individual line is. What it does prove is the true half of the length argument: padding earns nothing, and a student who writes twice as much without adding an issue or developing an argument further has gained nothing at all. Length is worth spending. It is only worth spending on another issue or on finishing a chain, never on more words about a point already made.</w:t>
       </w:r>
     </w:p>
     <w:p>
@@ -5005,7 +5059,7 @@
               <w:rPr>
                 <w:sz w:val="19"/>
               </w:rPr>
-              <w:t>True, and the term is used correctly, but there is no figure and no consequence. Nothing here is specific to Verity, so it fails the application test. The case gives £0.6 million, and using it would earn AP and AN as well.</w:t>
+              <w:t>True, and the term is used correctly, but there is no figure and no consequence. Nothing here is specific to Verity, so it fails the application test. The figure is £0.6 million, and using it would earn AP and AN as well.</w:t>
             </w:r>
           </w:p>
         </w:tc>
@@ -5121,7 +5175,7 @@
               <w:rPr>
                 <w:sz w:val="19"/>
               </w:rPr>
-              <w:t>Asserted, not developed and not tied to Verity. Nothing in the case suggests brand damage, so this is imported from a textbook.</w:t>
+              <w:t>Asserted, not developed and not tied to Verity. Nothing in the evidence suggests brand damage, so this is imported from a textbook.</w:t>
             </w:r>
           </w:p>
         </w:tc>
@@ -5441,7 +5495,7 @@
               <w:rPr>
                 <w:sz w:val="19"/>
               </w:rPr>
-              <w:t>Add the figure from the case.</w:t>
+              <w:t>Add the figure.</w:t>
             </w:r>
           </w:p>
         </w:tc>
@@ -5687,7 +5741,7 @@
           <w:i w:val="0"/>
           <w:sz w:val="21"/>
         </w:rPr>
-        <w:t>Seven sentences in, six out. One is deleted outright, one is replaced by the decision, three gain a figure from the case, and the ending becomes a condition. Nothing was added in length, and the answer moves bands. Do this live on the board rather than handing out the improved version, because the deletions are the part students find hardest to believe.</w:t>
+        <w:t>Seven sentences in, six out. One is deleted outright, one is replaced by the decision, three gain a figure, and the ending becomes a condition. Nothing was added in length, and every sentence that survived now does something a mark scheme rewards, where three of the original seven did nothing at all. Do this live on the board rather than handing out the improved version, because the deletions are the part students find hardest to believe. Do not put a mark or a level on either version in front of the class: the point is what each sentence does, and only a live series can settle what it is worth.</w:t>
       </w:r>
     </w:p>
     <w:p>
@@ -6785,7 +6839,7 @@
           <w:i w:val="0"/>
           <w:sz w:val="21"/>
         </w:rPr>
-        <w:t>7 min. Now show the short model. Seven sentences, same band as the eighteen sentence version. This is the moment the length argument dies, and it only works after they have watched you delete.</w:t>
+        <w:t>7 min. Now show the short model. Seven sentences, every one of them doing work, no padding anywhere. Say plainly that it does not reach the band the eighteen sentence version reaches, because the top level on both boards wants range and arguments developed in full. The point they need is the true one: extra words earn nothing on their own.</w:t>
       </w:r>
     </w:p>
     <w:p>
@@ -6889,7 +6943,7 @@
           <w:i/>
           <w:sz w:val="21"/>
         </w:rPr>
-        <w:t>Deleting sentences in front of a class is the part they remember, because every student believes that more writing is safer. Show them it is not, then show them the short model while the point is still fresh.</w:t>
+        <w:t>Deleting sentences in front of a class is the part they remember, because every student believes that more writing is safer. Show them that padding is not, then show them the short model while the point is still fresh. Be careful not to overclaim: length does still matter at the top of both mark schemes. The difference is that it has to be spent on another issue or on finishing a chain of reasoning, never on more words about a point already made.</w:t>
       </w:r>
     </w:p>
     <w:p>
@@ -7905,7 +7959,7 @@
           <w:i w:val="0"/>
           <w:sz w:val="21"/>
         </w:rPr>
-        <w:t>Verity Coffee is considering raising prices by 6 per cent across its range in order to restore its operating margin. Evaluate this decision. (20 marks)</w:t>
+        <w:t>Verity Coffee wants to restore its operating profit margin. It is considering either raising prices by 6 per cent across the range or widening the food range in order to grow food sales per visit. Evaluate these two options and recommend which one Verity Coffee should choose in order to restore its operating profit margin. (20 marks)</w:t>
       </w:r>
     </w:p>
     <w:tbl>
@@ -8103,7 +8157,7 @@
           <w:i/>
           <w:sz w:val="21"/>
         </w:rPr>
-        <w:t>Thirty minutes of writing. Use the figures. A strong answer will notice that a 6 per cent price rise on £96 million of revenue is worth about £5.8 million if volume holds, which is more than the entire current operating profit, and will then ask what happens to volume in a market where the competing product is fifty metres away. The best answers will reach for the margin history rather than treating the decision in isolation.</w:t>
+        <w:t>Edexcel 9BS0 form, and the same form AQA now uses for a 15 mark Evaluate: two named options in the stem, then evaluate both and recommend one. Thirty minutes of writing. Use the figures. A strong answer will notice that 6 per cent on £96.0 million of revenue is worth about £5.8 million if volume holds, which is more than the whole of the current operating profit, and will then ask what happens to volume when the competing coffee is fifty metres away. It has to size the food route as well: at about £2.67 of contribution an item, matching that £5.8 million needs roughly 2.2 million extra food items a year, which is about 350 a week in every one of the 120 sites. The best answers rank the two options on how quickly each can be reversed if it goes wrong, and they refuse to end on both have merits. An answer that does not recommend one of the two has not answered the question, whichever board is marking it.</w:t>
       </w:r>
     </w:p>
     <w:p>
@@ -8920,7 +8974,7 @@
           </w:tcPr>
           <w:p>
             <w:r>
-              <w:t>Show the short model. Same band, well under half the words.</w:t>
+              <w:t>Show the short model. Every sentence in it works, and it still sits below the long one because it covers fewer issues. Words are not the thing being marked.</w:t>
             </w:r>
             <w:r>
               <w:rPr>
@@ -9739,7 +9793,7 @@
               <w:rPr>
                 <w:sz w:val="19"/>
               </w:rPr>
-              <w:t>Length is not the variable. A seven sentence answer can reach the same band as an eighteen sentence one.</w:t>
+              <w:t>Padding earns nothing. More words about a point you have already made add no marks, so spend the length on another issue or on finishing an argument, which is what the top band actually asks for.</w:t>
             </w:r>
           </w:p>
         </w:tc>
@@ -9770,6 +9824,868 @@
                 <w:sz w:val="19"/>
               </w:rPr>
               <w:t>Finish with the condition. What would change your mind, in one sentence. Most students never write it, and it is the cheapest mark available.</w:t>
+            </w:r>
+          </w:p>
+        </w:tc>
+      </w:tr>
+    </w:tbl>
+    <w:p>
+      <w:pPr>
+        <w:pStyle w:val="Heading1"/>
+        <w:keepNext/>
+      </w:pPr>
+      <w:r>
+        <w:rPr>
+          <w:color w:val="111111"/>
+        </w:rPr>
+        <w:t>AQA 7138, for a Year 12 starting September 2026 or later</w:t>
+      </w:r>
+    </w:p>
+    <w:p>
+      <w:r>
+        <w:rPr>
+          <w:b w:val="0"/>
+          <w:i w:val="0"/>
+          <w:sz w:val="21"/>
+        </w:rPr>
+        <w:t>AQA 7138 is taught from September 2026, with first AS exams in 2027 and first A-level exams in 2028. It is a different qualification from 7132, not a light revision of it, and several of the changes bear directly on how evaluation is taught. Everything below is taken from the AQA 7137 and 7138 specification, version 1.1 of November 2025, and from AQA 7138 sample assessment material.</w:t>
+      </w:r>
+    </w:p>
+    <w:p>
+      <w:pPr>
+        <w:pStyle w:val="Heading2"/>
+        <w:keepNext/>
+      </w:pPr>
+      <w:r>
+        <w:rPr>
+          <w:color w:val="111111"/>
+        </w:rPr>
+        <w:t>The command words, and what each one is worth</w:t>
+      </w:r>
+    </w:p>
+    <w:tbl>
+      <w:tblPr>
+        <w:tblStyle w:val="TableGrid"/>
+        <w:tblW w:type="auto" w:w="0"/>
+        <w:jc w:val="left"/>
+        <w:tblLook w:firstColumn="1" w:firstRow="1" w:lastColumn="0" w:lastRow="0" w:noHBand="0" w:noVBand="1" w:val="04A0"/>
+      </w:tblPr>
+      <w:tblGrid>
+        <w:gridCol w:w="2521"/>
+        <w:gridCol w:w="2521"/>
+        <w:gridCol w:w="2521"/>
+        <w:gridCol w:w="2521"/>
+      </w:tblGrid>
+      <w:tr>
+        <w:tc>
+          <w:tcPr>
+            <w:tcW w:type="dxa" w:w="1474"/>
+          </w:tcPr>
+          <w:p>
+            <w:r/>
+            <w:r>
+              <w:rPr>
+                <w:b/>
+                <w:sz w:val="19"/>
+              </w:rPr>
+              <w:t>Command word</w:t>
+            </w:r>
+          </w:p>
+        </w:tc>
+        <w:tc>
+          <w:tcPr>
+            <w:tcW w:type="dxa" w:w="4535"/>
+          </w:tcPr>
+          <w:p>
+            <w:r/>
+            <w:r>
+              <w:rPr>
+                <w:b/>
+                <w:sz w:val="19"/>
+              </w:rPr>
+              <w:t>What it asks for</w:t>
+            </w:r>
+          </w:p>
+        </w:tc>
+        <w:tc>
+          <w:tcPr>
+            <w:tcW w:type="dxa" w:w="794"/>
+          </w:tcPr>
+          <w:p>
+            <w:r/>
+            <w:r>
+              <w:rPr>
+                <w:b/>
+                <w:sz w:val="19"/>
+              </w:rPr>
+              <w:t>Marks</w:t>
+            </w:r>
+          </w:p>
+        </w:tc>
+        <w:tc>
+          <w:tcPr>
+            <w:tcW w:type="dxa" w:w="2835"/>
+          </w:tcPr>
+          <w:p>
+            <w:r/>
+            <w:r>
+              <w:rPr>
+                <w:b/>
+                <w:sz w:val="19"/>
+              </w:rPr>
+              <w:t>Note</w:t>
+            </w:r>
+          </w:p>
+        </w:tc>
+      </w:tr>
+      <w:tr>
+        <w:tc>
+          <w:tcPr>
+            <w:tcW w:type="dxa" w:w="1474"/>
+          </w:tcPr>
+          <w:p>
+            <w:r/>
+            <w:r>
+              <w:rPr>
+                <w:sz w:val="19"/>
+              </w:rPr>
+              <w:t>Define</w:t>
+            </w:r>
+          </w:p>
+        </w:tc>
+        <w:tc>
+          <w:tcPr>
+            <w:tcW w:type="dxa" w:w="4535"/>
+          </w:tcPr>
+          <w:p>
+            <w:r/>
+            <w:r>
+              <w:rPr>
+                <w:sz w:val="19"/>
+              </w:rPr>
+              <w:t>Knowledge and understanding only. AO1.</w:t>
+            </w:r>
+          </w:p>
+        </w:tc>
+        <w:tc>
+          <w:tcPr>
+            <w:tcW w:type="dxa" w:w="794"/>
+          </w:tcPr>
+          <w:p>
+            <w:r/>
+            <w:r>
+              <w:rPr>
+                <w:sz w:val="19"/>
+              </w:rPr>
+              <w:t>2</w:t>
+            </w:r>
+          </w:p>
+        </w:tc>
+        <w:tc>
+          <w:tcPr>
+            <w:tcW w:type="dxa" w:w="2835"/>
+          </w:tcPr>
+          <w:p>
+            <w:r/>
+            <w:r>
+              <w:rPr>
+                <w:sz w:val="19"/>
+              </w:rPr>
+              <w:t>AS assessment only.</w:t>
+            </w:r>
+          </w:p>
+        </w:tc>
+      </w:tr>
+      <w:tr>
+        <w:tc>
+          <w:tcPr>
+            <w:tcW w:type="dxa" w:w="1474"/>
+          </w:tcPr>
+          <w:p>
+            <w:r/>
+            <w:r>
+              <w:rPr>
+                <w:sz w:val="19"/>
+              </w:rPr>
+              <w:t>Explain</w:t>
+            </w:r>
+          </w:p>
+        </w:tc>
+        <w:tc>
+          <w:tcPr>
+            <w:tcW w:type="dxa" w:w="4535"/>
+          </w:tcPr>
+          <w:p>
+            <w:r/>
+            <w:r>
+              <w:rPr>
+                <w:sz w:val="19"/>
+              </w:rPr>
+              <w:t>Knowledge and understanding of a business term or concept, in the context of the case study material provided. AO1 and AO2.</w:t>
+            </w:r>
+          </w:p>
+        </w:tc>
+        <w:tc>
+          <w:tcPr>
+            <w:tcW w:type="dxa" w:w="794"/>
+          </w:tcPr>
+          <w:p>
+            <w:r/>
+            <w:r>
+              <w:rPr>
+                <w:sz w:val="19"/>
+              </w:rPr>
+              <w:t>4</w:t>
+            </w:r>
+          </w:p>
+        </w:tc>
+        <w:tc>
+          <w:tcPr>
+            <w:tcW w:type="dxa" w:w="2835"/>
+          </w:tcPr>
+          <w:p>
+            <w:r/>
+            <w:r>
+              <w:rPr>
+                <w:sz w:val="19"/>
+              </w:rPr>
+              <w:t>AS assessment only.</w:t>
+            </w:r>
+          </w:p>
+        </w:tc>
+      </w:tr>
+      <w:tr>
+        <w:tc>
+          <w:tcPr>
+            <w:tcW w:type="dxa" w:w="1474"/>
+          </w:tcPr>
+          <w:p>
+            <w:r/>
+            <w:r>
+              <w:rPr>
+                <w:sz w:val="19"/>
+              </w:rPr>
+              <w:t>Analyse</w:t>
+            </w:r>
+          </w:p>
+        </w:tc>
+        <w:tc>
+          <w:tcPr>
+            <w:tcW w:type="dxa" w:w="4535"/>
+          </w:tcPr>
+          <w:p>
+            <w:r/>
+            <w:r>
+              <w:rPr>
+                <w:sz w:val="19"/>
+              </w:rPr>
+              <w:t>Analyse an issue in the context of the case study material provided. AO1, AO2 and AO3.</w:t>
+            </w:r>
+          </w:p>
+        </w:tc>
+        <w:tc>
+          <w:tcPr>
+            <w:tcW w:type="dxa" w:w="794"/>
+          </w:tcPr>
+          <w:p>
+            <w:r/>
+            <w:r>
+              <w:rPr>
+                <w:sz w:val="19"/>
+              </w:rPr>
+              <w:t>6</w:t>
+            </w:r>
+          </w:p>
+        </w:tc>
+        <w:tc>
+          <w:tcPr>
+            <w:tcW w:type="dxa" w:w="2835"/>
+          </w:tcPr>
+          <w:p>
+            <w:r/>
+            <w:r>
+              <w:rPr>
+                <w:sz w:val="19"/>
+              </w:rPr>
+              <w:t>The chain of reasoning question. No judgement required.</w:t>
+            </w:r>
+          </w:p>
+        </w:tc>
+      </w:tr>
+      <w:tr>
+        <w:tc>
+          <w:tcPr>
+            <w:tcW w:type="dxa" w:w="1474"/>
+          </w:tcPr>
+          <w:p>
+            <w:r/>
+            <w:r>
+              <w:rPr>
+                <w:sz w:val="19"/>
+              </w:rPr>
+              <w:t>Assess</w:t>
+            </w:r>
+          </w:p>
+        </w:tc>
+        <w:tc>
+          <w:tcPr>
+            <w:tcW w:type="dxa" w:w="4535"/>
+          </w:tcPr>
+          <w:p>
+            <w:r/>
+            <w:r>
+              <w:rPr>
+                <w:sz w:val="19"/>
+              </w:rPr>
+              <w:t>Weigh the arguments for and against one action or issue and decide which argument is stronger. A judgement is required. All four objectives.</w:t>
+            </w:r>
+          </w:p>
+        </w:tc>
+        <w:tc>
+          <w:tcPr>
+            <w:tcW w:type="dxa" w:w="794"/>
+          </w:tcPr>
+          <w:p>
+            <w:r/>
+            <w:r>
+              <w:rPr>
+                <w:sz w:val="19"/>
+              </w:rPr>
+              <w:t>9</w:t>
+            </w:r>
+          </w:p>
+        </w:tc>
+        <w:tc>
+          <w:tcPr>
+            <w:tcW w:type="dxa" w:w="2835"/>
+          </w:tcPr>
+          <w:p>
+            <w:r/>
+            <w:r>
+              <w:rPr>
+                <w:sz w:val="19"/>
+              </w:rPr>
+              <w:t>This is the nearest thing to the old single proposition question, and it is worth 9 marks, not 25.</w:t>
+            </w:r>
+          </w:p>
+        </w:tc>
+      </w:tr>
+      <w:tr>
+        <w:tc>
+          <w:tcPr>
+            <w:tcW w:type="dxa" w:w="1474"/>
+          </w:tcPr>
+          <w:p>
+            <w:r/>
+            <w:r>
+              <w:rPr>
+                <w:sz w:val="19"/>
+              </w:rPr>
+              <w:t>Evaluate</w:t>
+            </w:r>
+          </w:p>
+        </w:tc>
+        <w:tc>
+          <w:tcPr>
+            <w:tcW w:type="dxa" w:w="4535"/>
+          </w:tcPr>
+          <w:p>
+            <w:r/>
+            <w:r>
+              <w:rPr>
+                <w:sz w:val="19"/>
+              </w:rPr>
+              <w:t>Two options, either identified by the student or set out in the question, evaluated with a recommendation as to which the business should choose. All four objectives.</w:t>
+            </w:r>
+          </w:p>
+        </w:tc>
+        <w:tc>
+          <w:tcPr>
+            <w:tcW w:type="dxa" w:w="794"/>
+          </w:tcPr>
+          <w:p>
+            <w:r/>
+            <w:r>
+              <w:rPr>
+                <w:sz w:val="19"/>
+              </w:rPr>
+              <w:t>15</w:t>
+            </w:r>
+          </w:p>
+        </w:tc>
+        <w:tc>
+          <w:tcPr>
+            <w:tcW w:type="dxa" w:w="2835"/>
+          </w:tcPr>
+          <w:p>
+            <w:r/>
+            <w:r>
+              <w:rPr>
+                <w:sz w:val="19"/>
+              </w:rPr>
+              <w:t>The top tariff anywhere on the specification. Objective split AO1 3, AO2 3, AO3 4, AO4 5.</w:t>
+            </w:r>
+          </w:p>
+        </w:tc>
+      </w:tr>
+    </w:tbl>
+    <w:p>
+      <w:pPr>
+        <w:pStyle w:val="Heading2"/>
+        <w:keepNext/>
+      </w:pPr>
+      <w:r>
+        <w:rPr>
+          <w:color w:val="111111"/>
+        </w:rPr>
+        <w:t>What changes in the teaching</w:t>
+      </w:r>
+    </w:p>
+    <w:tbl>
+      <w:tblPr>
+        <w:tblStyle w:val="TableGrid"/>
+        <w:tblW w:type="auto" w:w="0"/>
+        <w:jc w:val="left"/>
+        <w:tblLook w:firstColumn="1" w:firstRow="1" w:lastColumn="0" w:lastRow="0" w:noHBand="0" w:noVBand="1" w:val="04A0"/>
+      </w:tblPr>
+      <w:tblGrid>
+        <w:gridCol w:w="5043"/>
+        <w:gridCol w:w="5043"/>
+      </w:tblGrid>
+      <w:tr>
+        <w:tc>
+          <w:tcPr>
+            <w:tcW w:type="dxa" w:w="3061"/>
+          </w:tcPr>
+          <w:p>
+            <w:r/>
+            <w:r>
+              <w:rPr>
+                <w:b/>
+                <w:sz w:val="19"/>
+              </w:rPr>
+              <w:t>The change</w:t>
+            </w:r>
+          </w:p>
+        </w:tc>
+        <w:tc>
+          <w:tcPr>
+            <w:tcW w:type="dxa" w:w="6576"/>
+          </w:tcPr>
+          <w:p>
+            <w:r/>
+            <w:r>
+              <w:rPr>
+                <w:b/>
+                <w:sz w:val="19"/>
+              </w:rPr>
+              <w:t>What it means for this pack</w:t>
+            </w:r>
+          </w:p>
+        </w:tc>
+      </w:tr>
+      <w:tr>
+        <w:tc>
+          <w:tcPr>
+            <w:tcW w:type="dxa" w:w="3061"/>
+          </w:tcPr>
+          <w:p>
+            <w:r/>
+            <w:r>
+              <w:rPr>
+                <w:sz w:val="19"/>
+              </w:rPr>
+              <w:t>The top tariff is 15, not 25.</w:t>
+            </w:r>
+          </w:p>
+        </w:tc>
+        <w:tc>
+          <w:tcPr>
+            <w:tcW w:type="dxa" w:w="6576"/>
+          </w:tcPr>
+          <w:p>
+            <w:r/>
+            <w:r>
+              <w:rPr>
+                <w:sz w:val="19"/>
+              </w:rPr>
+              <w:t>Each A-level paper is two hours and 90 marks, and consists of two case studies with five compulsory questions worth 45 marks in total after each one. There is no essay section and no choice of question. The same evaluative moves have to arrive in far fewer sentences, which makes the short model in this pack the most useful page for a 7138 class.</w:t>
+            </w:r>
+          </w:p>
+        </w:tc>
+      </w:tr>
+      <w:tr>
+        <w:tc>
+          <w:tcPr>
+            <w:tcW w:type="dxa" w:w="3061"/>
+          </w:tcPr>
+          <w:p>
+            <w:r/>
+            <w:r>
+              <w:rPr>
+                <w:sz w:val="19"/>
+              </w:rPr>
+              <w:t>To what extent and Justify your view are not command words.</w:t>
+            </w:r>
+          </w:p>
+        </w:tc>
+        <w:tc>
+          <w:tcPr>
+            <w:tcW w:type="dxa" w:w="6576"/>
+          </w:tcPr>
+          <w:p>
+            <w:r/>
+            <w:r>
+              <w:rPr>
+                <w:sz w:val="19"/>
+              </w:rPr>
+              <w:t>Neither appears in the 7138 command word table. If your question bank is built on them, those are 7132 questions being set to a 7138 cohort. Assess is now the command word that asks whether one action is right for a business, and Evaluate is the one that asks for a choice between two.</w:t>
+            </w:r>
+          </w:p>
+        </w:tc>
+      </w:tr>
+      <w:tr>
+        <w:tc>
+          <w:tcPr>
+            <w:tcW w:type="dxa" w:w="3061"/>
+          </w:tcPr>
+          <w:p>
+            <w:r/>
+            <w:r>
+              <w:rPr>
+                <w:sz w:val="19"/>
+              </w:rPr>
+              <w:t>AQA's Evaluate becomes a two option question with a recommendation.</w:t>
+            </w:r>
+          </w:p>
+        </w:tc>
+        <w:tc>
+          <w:tcPr>
+            <w:tcW w:type="dxa" w:w="6576"/>
+          </w:tcPr>
+          <w:p>
+            <w:r/>
+            <w:r>
+              <w:rPr>
+                <w:sz w:val="19"/>
+              </w:rPr>
+              <w:t>In AQA's own sample assessment material a 15 mark Evaluate lists two options as bullets and then asks the student to assess both and make a recommendation. That is the same shape as an Edexcel 20 marker, so Model answer 2 in this pack is the closest model here to a 7138 Evaluate. The top level wants a recommendation that is built on the arguments and that has genuinely weighed both options, not one option described and the other mentioned.</w:t>
+            </w:r>
+          </w:p>
+        </w:tc>
+      </w:tr>
+      <w:tr>
+        <w:tc>
+          <w:tcPr>
+            <w:tcW w:type="dxa" w:w="3061"/>
+          </w:tcPr>
+          <w:p>
+            <w:r/>
+            <w:r>
+              <w:rPr>
+                <w:sz w:val="19"/>
+              </w:rPr>
+              <w:t>Everything sits on case material.</w:t>
+            </w:r>
+          </w:p>
+        </w:tc>
+        <w:tc>
+          <w:tcPr>
+            <w:tcW w:type="dxa" w:w="6576"/>
+          </w:tcPr>
+          <w:p>
+            <w:r/>
+            <w:r>
+              <w:rPr>
+                <w:sz w:val="19"/>
+              </w:rPr>
+              <w:t>Both papers at AS and all three at A-level are built from case studies, so the 7132 essay in which the student supplies the business disappears. Application is to the case in front of them, every time, which makes the application test on the objectives page harder to fail and harder to fake.</w:t>
+            </w:r>
+          </w:p>
+        </w:tc>
+      </w:tr>
+      <w:tr>
+        <w:tc>
+          <w:tcPr>
+            <w:tcW w:type="dxa" w:w="3061"/>
+          </w:tcPr>
+          <w:p>
+            <w:r/>
+            <w:r>
+              <w:rPr>
+                <w:sz w:val="19"/>
+              </w:rPr>
+              <w:t>Quantitative questions are timetabled.</w:t>
+            </w:r>
+          </w:p>
+        </w:tc>
+        <w:tc>
+          <w:tcPr>
+            <w:tcW w:type="dxa" w:w="6576"/>
+          </w:tcPr>
+          <w:p>
+            <w:r/>
+            <w:r>
+              <w:rPr>
+                <w:sz w:val="19"/>
+              </w:rPr>
+              <w:t>Papers 1 and 2 each carry two quantitative questions at 9 or 15 marks, and Paper 3 carries one. Weighing with a number stops being good practice and becomes part of what is being marked.</w:t>
+            </w:r>
+          </w:p>
+        </w:tc>
+      </w:tr>
+    </w:tbl>
+    <w:p>
+      <w:r>
+        <w:rPr>
+          <w:b w:val="0"/>
+          <w:i w:val="0"/>
+          <w:sz w:val="21"/>
+        </w:rPr>
+        <w:t>The five step method, the tag key, the twelve shapes, the fourteen errors and all four lessons work unchanged on 7138. What changes is the question at the end of them.</w:t>
+      </w:r>
+    </w:p>
+    <w:p>
+      <w:pPr>
+        <w:pStyle w:val="Heading1"/>
+        <w:keepNext/>
+      </w:pPr>
+      <w:r>
+        <w:rPr>
+          <w:color w:val="111111"/>
+        </w:rPr>
+        <w:t>Where every exam claim in this pack came from</w:t>
+      </w:r>
+    </w:p>
+    <w:p>
+      <w:r>
+        <w:rPr>
+          <w:b w:val="0"/>
+          <w:i w:val="0"/>
+          <w:sz w:val="21"/>
+        </w:rPr>
+        <w:t>This pack makes specific claims about question forms, tariffs, objective splits and what the top level of each mark scheme requires. Every one of them was taken from the published exam board document named beside it. Nothing here comes from a revision site or from another teaching resource. Specifications are reissued, so check the version number against the one currently published by your board.</w:t>
+      </w:r>
+    </w:p>
+    <w:tbl>
+      <w:tblPr>
+        <w:tblStyle w:val="TableGrid"/>
+        <w:tblW w:type="auto" w:w="0"/>
+        <w:jc w:val="left"/>
+        <w:tblLook w:firstColumn="1" w:firstRow="1" w:lastColumn="0" w:lastRow="0" w:noHBand="0" w:noVBand="1" w:val="04A0"/>
+      </w:tblPr>
+      <w:tblGrid>
+        <w:gridCol w:w="5043"/>
+        <w:gridCol w:w="5043"/>
+      </w:tblGrid>
+      <w:tr>
+        <w:tc>
+          <w:tcPr>
+            <w:tcW w:type="dxa" w:w="4195"/>
+          </w:tcPr>
+          <w:p>
+            <w:r/>
+            <w:r>
+              <w:rPr>
+                <w:b/>
+                <w:sz w:val="19"/>
+              </w:rPr>
+              <w:t>What it settles</w:t>
+            </w:r>
+          </w:p>
+        </w:tc>
+        <w:tc>
+          <w:tcPr>
+            <w:tcW w:type="dxa" w:w="5443"/>
+          </w:tcPr>
+          <w:p>
+            <w:r/>
+            <w:r>
+              <w:rPr>
+                <w:b/>
+                <w:sz w:val="19"/>
+              </w:rPr>
+              <w:t>The document it came from</w:t>
+            </w:r>
+          </w:p>
+        </w:tc>
+      </w:tr>
+      <w:tr>
+        <w:tc>
+          <w:tcPr>
+            <w:tcW w:type="dxa" w:w="4195"/>
+          </w:tcPr>
+          <w:p>
+            <w:r/>
+            <w:r>
+              <w:rPr>
+                <w:sz w:val="19"/>
+              </w:rPr>
+              <w:t>The AQA 25 mark essay is a choice of one from two, with no case material and no data</w:t>
+            </w:r>
+          </w:p>
+        </w:tc>
+        <w:tc>
+          <w:tcPr>
+            <w:tcW w:type="dxa" w:w="5443"/>
+          </w:tcPr>
+          <w:p>
+            <w:r/>
+            <w:r>
+              <w:rPr>
+                <w:sz w:val="19"/>
+              </w:rPr>
+              <w:t>AQA, AS and A-level Business (7131, 7132) specification, version 2.0. Section 2, Assessments. Also the 7132/1 Paper 1 specimen question paper, Sections C and D.</w:t>
+            </w:r>
+          </w:p>
+        </w:tc>
+      </w:tr>
+      <w:tr>
+        <w:tc>
+          <w:tcPr>
+            <w:tcW w:type="dxa" w:w="4195"/>
+          </w:tcPr>
+          <w:p>
+            <w:r/>
+            <w:r>
+              <w:rPr>
+                <w:sz w:val="19"/>
+              </w:rPr>
+              <w:t>The AQA 25 mark objective split (AO1 5, AO2 4, AO3 6, AO4 10) and what the top level requires</w:t>
+            </w:r>
+          </w:p>
+        </w:tc>
+        <w:tc>
+          <w:tcPr>
+            <w:tcW w:type="dxa" w:w="5443"/>
+          </w:tcPr>
+          <w:p>
+            <w:r/>
+            <w:r>
+              <w:rPr>
+                <w:sz w:val="19"/>
+              </w:rPr>
+              <w:t>AQA, A-level Business 7132/1 Paper 1 mark scheme, June 2023. The level grid printed with each 25 mark question.</w:t>
+            </w:r>
+          </w:p>
+        </w:tc>
+      </w:tr>
+      <w:tr>
+        <w:tc>
+          <w:tcPr>
+            <w:tcW w:type="dxa" w:w="4195"/>
+          </w:tcPr>
+          <w:p>
+            <w:r/>
+            <w:r>
+              <w:rPr>
+                <w:sz w:val="19"/>
+              </w:rPr>
+              <w:t>Every Edexcel 20 mark question sets two named options and asks for a recommendation</w:t>
+            </w:r>
+          </w:p>
+        </w:tc>
+        <w:tc>
+          <w:tcPr>
+            <w:tcW w:type="dxa" w:w="5443"/>
+          </w:tcPr>
+          <w:p>
+            <w:r/>
+            <w:r>
+              <w:rPr>
+                <w:sz w:val="19"/>
+              </w:rPr>
+              <w:t>Pearson, A level Business 9BS0 question papers 01, 02 and 03, June 2024. Six 20 mark questions across the three papers, all of the same form.</w:t>
+            </w:r>
+          </w:p>
+        </w:tc>
+      </w:tr>
+      <w:tr>
+        <w:tc>
+          <w:tcPr>
+            <w:tcW w:type="dxa" w:w="4195"/>
+          </w:tcPr>
+          <w:p>
+            <w:r/>
+            <w:r>
+              <w:rPr>
+                <w:sz w:val="19"/>
+              </w:rPr>
+              <w:t>What the top level of an Edexcel 20 mark answer requires, including a conclusion that recommends</w:t>
+            </w:r>
+          </w:p>
+        </w:tc>
+        <w:tc>
+          <w:tcPr>
+            <w:tcW w:type="dxa" w:w="5443"/>
+          </w:tcPr>
+          <w:p>
+            <w:r/>
+            <w:r>
+              <w:rPr>
+                <w:sz w:val="19"/>
+              </w:rPr>
+              <w:t>Pearson, A level Business 9BS0/01 mark scheme, summer 2024. The Level 4 descriptor, 15 to 20 marks.</w:t>
+            </w:r>
+          </w:p>
+        </w:tc>
+      </w:tr>
+      <w:tr>
+        <w:tc>
+          <w:tcPr>
+            <w:tcW w:type="dxa" w:w="4195"/>
+          </w:tcPr>
+          <w:p>
+            <w:r/>
+            <w:r>
+              <w:rPr>
+                <w:sz w:val="19"/>
+              </w:rPr>
+              <w:t>AQA 7138 command words, tariffs, paper structure and first teaching date</w:t>
+            </w:r>
+          </w:p>
+        </w:tc>
+        <w:tc>
+          <w:tcPr>
+            <w:tcW w:type="dxa" w:w="5443"/>
+          </w:tcPr>
+          <w:p>
+            <w:r/>
+            <w:r>
+              <w:rPr>
+                <w:sz w:val="19"/>
+              </w:rPr>
+              <w:t>AQA, AS and A-level Business (7137, 7138) specification, version 1.1, November 2025. Sections 2.2 and 4.4.</w:t>
+            </w:r>
+          </w:p>
+        </w:tc>
+      </w:tr>
+      <w:tr>
+        <w:tc>
+          <w:tcPr>
+            <w:tcW w:type="dxa" w:w="4195"/>
+          </w:tcPr>
+          <w:p>
+            <w:r/>
+            <w:r>
+              <w:rPr>
+                <w:sz w:val="19"/>
+              </w:rPr>
+              <w:t>The form and objective split of a 7138 15 mark Evaluate question</w:t>
+            </w:r>
+          </w:p>
+        </w:tc>
+        <w:tc>
+          <w:tcPr>
+            <w:tcW w:type="dxa" w:w="5443"/>
+          </w:tcPr>
+          <w:p>
+            <w:r/>
+            <w:r>
+              <w:rPr>
+                <w:sz w:val="19"/>
+              </w:rPr>
+              <w:t>AQA, A-level Business 7138/1 Paper 1 mark scheme, sample assessment material.</w:t>
             </w:r>
           </w:p>
         </w:tc>
